--- a/ban_do_huong_nghiep.docx
+++ b/ban_do_huong_nghiep.docx
@@ -822,12 +822,6 @@
         <w:gridCol w:w="8526"/>
       </w:tblGrid>
       <w:tr>
-        <w:tblPrEx>
-          <w:tblCellMar>
-            <w:top w:w="0" w:type="dxa"/>
-            <w:bottom w:w="0" w:type="dxa"/>
-          </w:tblCellMar>
-        </w:tblPrEx>
         <w:trPr>
           <w:trHeight w:val="53"/>
         </w:trPr>
@@ -1075,12 +1069,6 @@
         </w:tc>
       </w:tr>
       <w:tr>
-        <w:tblPrEx>
-          <w:tblCellMar>
-            <w:top w:w="0" w:type="dxa"/>
-            <w:bottom w:w="0" w:type="dxa"/>
-          </w:tblCellMar>
-        </w:tblPrEx>
         <w:trPr>
           <w:trHeight w:val="16"/>
         </w:trPr>
@@ -1275,12 +1263,6 @@
         </w:tc>
       </w:tr>
       <w:tr>
-        <w:tblPrEx>
-          <w:tblCellMar>
-            <w:top w:w="0" w:type="dxa"/>
-            <w:bottom w:w="0" w:type="dxa"/>
-          </w:tblCellMar>
-        </w:tblPrEx>
         <w:tc>
           <w:tcPr>
             <w:tcW w:w="500" w:type="dxa"/>
@@ -1526,12 +1508,6 @@
         </w:tc>
       </w:tr>
       <w:tr>
-        <w:tblPrEx>
-          <w:tblCellMar>
-            <w:top w:w="0" w:type="dxa"/>
-            <w:bottom w:w="0" w:type="dxa"/>
-          </w:tblCellMar>
-        </w:tblPrEx>
         <w:trPr>
           <w:trHeight w:val="439"/>
         </w:trPr>
@@ -1593,15 +1569,7 @@
                 <w:bCs/>
                 <w:color w:val="1A1A1A"/>
               </w:rPr>
-              <w:t>T</w:t>
-            </w:r>
-            <w:r>
-              <w:rPr>
-                <w:b/>
-                <w:bCs/>
-                <w:color w:val="1A1A1A"/>
-              </w:rPr>
-              <w:t>rải</w:t>
+              <w:t>Trải</w:t>
             </w:r>
             <w:proofErr w:type="spellEnd"/>
             <w:r>
@@ -1790,12 +1758,6 @@
         </w:tc>
       </w:tr>
       <w:tr>
-        <w:tblPrEx>
-          <w:tblCellMar>
-            <w:top w:w="0" w:type="dxa"/>
-            <w:bottom w:w="0" w:type="dxa"/>
-          </w:tblCellMar>
-        </w:tblPrEx>
         <w:trPr>
           <w:trHeight w:val="259"/>
         </w:trPr>
@@ -2060,12 +2022,6 @@
         <w:gridCol w:w="8946"/>
       </w:tblGrid>
       <w:tr>
-        <w:tblPrEx>
-          <w:tblCellMar>
-            <w:top w:w="0" w:type="dxa"/>
-            <w:bottom w:w="0" w:type="dxa"/>
-          </w:tblCellMar>
-        </w:tblPrEx>
         <w:tc>
           <w:tcPr>
             <w:tcW w:w="89" w:type="dxa"/>
@@ -2338,25 +2294,7 @@
                 <w:sz w:val="20"/>
                 <w:szCs w:val="20"/>
               </w:rPr>
-              <w:t xml:space="preserve"> </w:t>
-            </w:r>
-            <w:proofErr w:type="spellStart"/>
-            <w:r>
-              <w:rPr>
-                <w:color w:val="262626" w:themeColor="text1" w:themeTint="D9"/>
-                <w:sz w:val="20"/>
-                <w:szCs w:val="20"/>
-              </w:rPr>
-              <w:t>và</w:t>
-            </w:r>
-            <w:proofErr w:type="spellEnd"/>
-            <w:r>
-              <w:rPr>
-                <w:color w:val="262626" w:themeColor="text1" w:themeTint="D9"/>
-                <w:sz w:val="20"/>
-                <w:szCs w:val="20"/>
-              </w:rPr>
-              <w:t xml:space="preserve"> </w:t>
+              <w:t xml:space="preserve"> và </w:t>
             </w:r>
             <w:proofErr w:type="spellStart"/>
             <w:r>
@@ -2901,12 +2839,6 @@
         <w:gridCol w:w="7226"/>
       </w:tblGrid>
       <w:tr>
-        <w:tblPrEx>
-          <w:tblCellMar>
-            <w:top w:w="0" w:type="dxa"/>
-            <w:bottom w:w="0" w:type="dxa"/>
-          </w:tblCellMar>
-        </w:tblPrEx>
         <w:tc>
           <w:tcPr>
             <w:tcW w:w="1800" w:type="dxa"/>
@@ -2984,12 +2916,6 @@
         </w:tc>
       </w:tr>
       <w:tr>
-        <w:tblPrEx>
-          <w:tblCellMar>
-            <w:top w:w="0" w:type="dxa"/>
-            <w:bottom w:w="0" w:type="dxa"/>
-          </w:tblCellMar>
-        </w:tblPrEx>
         <w:tc>
           <w:tcPr>
             <w:tcW w:w="1800" w:type="dxa"/>
@@ -3085,12 +3011,6 @@
         </w:tc>
       </w:tr>
       <w:tr>
-        <w:tblPrEx>
-          <w:tblCellMar>
-            <w:top w:w="0" w:type="dxa"/>
-            <w:bottom w:w="0" w:type="dxa"/>
-          </w:tblCellMar>
-        </w:tblPrEx>
         <w:tc>
           <w:tcPr>
             <w:tcW w:w="1800" w:type="dxa"/>
@@ -3177,12 +3097,6 @@
         <w:gridCol w:w="8466"/>
       </w:tblGrid>
       <w:tr>
-        <w:tblPrEx>
-          <w:tblCellMar>
-            <w:top w:w="0" w:type="dxa"/>
-            <w:bottom w:w="0" w:type="dxa"/>
-          </w:tblCellMar>
-        </w:tblPrEx>
         <w:tc>
           <w:tcPr>
             <w:tcW w:w="560" w:type="dxa"/>
@@ -3402,13 +3316,7 @@
         <w:rPr>
           <w:color w:val="666666"/>
         </w:rPr>
-        <w:t xml:space="preserve"> </w:t>
-      </w:r>
-      <w:r>
-        <w:rPr>
-          <w:color w:val="666666"/>
-        </w:rPr>
-        <w:t xml:space="preserve">3 </w:t>
+        <w:t xml:space="preserve"> 3 </w:t>
       </w:r>
       <w:proofErr w:type="spellStart"/>
       <w:r>
@@ -3548,19 +3456,7 @@
         <w:rPr>
           <w:color w:val="666666"/>
         </w:rPr>
-        <w:t>"</w:t>
-      </w:r>
-      <w:r>
-        <w:rPr>
-          <w:color w:val="666666"/>
-        </w:rPr>
-        <w:t>,</w:t>
-      </w:r>
-      <w:r>
-        <w:rPr>
-          <w:color w:val="666666"/>
-        </w:rPr>
-        <w:t xml:space="preserve"> </w:t>
+        <w:t xml:space="preserve">", </w:t>
       </w:r>
       <w:proofErr w:type="spellStart"/>
       <w:r>
@@ -3725,12 +3621,6 @@
         <w:gridCol w:w="8946"/>
       </w:tblGrid>
       <w:tr>
-        <w:tblPrEx>
-          <w:tblCellMar>
-            <w:top w:w="0" w:type="dxa"/>
-            <w:bottom w:w="0" w:type="dxa"/>
-          </w:tblCellMar>
-        </w:tblPrEx>
         <w:trPr>
           <w:trHeight w:val="278"/>
         </w:trPr>
@@ -4345,12 +4235,6 @@
         <w:gridCol w:w="9026"/>
       </w:tblGrid>
       <w:tr>
-        <w:tblPrEx>
-          <w:tblCellMar>
-            <w:top w:w="0" w:type="dxa"/>
-            <w:bottom w:w="0" w:type="dxa"/>
-          </w:tblCellMar>
-        </w:tblPrEx>
         <w:tc>
           <w:tcPr>
             <w:tcW w:w="9026" w:type="dxa"/>
@@ -4371,12 +4255,6 @@
         </w:tc>
       </w:tr>
       <w:tr>
-        <w:tblPrEx>
-          <w:tblCellMar>
-            <w:top w:w="0" w:type="dxa"/>
-            <w:bottom w:w="0" w:type="dxa"/>
-          </w:tblCellMar>
-        </w:tblPrEx>
         <w:tc>
           <w:tcPr>
             <w:tcW w:w="9026" w:type="dxa"/>
@@ -4397,12 +4275,6 @@
         </w:tc>
       </w:tr>
       <w:tr>
-        <w:tblPrEx>
-          <w:tblCellMar>
-            <w:top w:w="0" w:type="dxa"/>
-            <w:bottom w:w="0" w:type="dxa"/>
-          </w:tblCellMar>
-        </w:tblPrEx>
         <w:tc>
           <w:tcPr>
             <w:tcW w:w="9026" w:type="dxa"/>
@@ -4709,12 +4581,6 @@
         <w:gridCol w:w="9026"/>
       </w:tblGrid>
       <w:tr>
-        <w:tblPrEx>
-          <w:tblCellMar>
-            <w:top w:w="0" w:type="dxa"/>
-            <w:bottom w:w="0" w:type="dxa"/>
-          </w:tblCellMar>
-        </w:tblPrEx>
         <w:tc>
           <w:tcPr>
             <w:tcW w:w="9026" w:type="dxa"/>
@@ -4735,12 +4601,6 @@
         </w:tc>
       </w:tr>
       <w:tr>
-        <w:tblPrEx>
-          <w:tblCellMar>
-            <w:top w:w="0" w:type="dxa"/>
-            <w:bottom w:w="0" w:type="dxa"/>
-          </w:tblCellMar>
-        </w:tblPrEx>
         <w:tc>
           <w:tcPr>
             <w:tcW w:w="9026" w:type="dxa"/>
@@ -4761,12 +4621,6 @@
         </w:tc>
       </w:tr>
       <w:tr>
-        <w:tblPrEx>
-          <w:tblCellMar>
-            <w:top w:w="0" w:type="dxa"/>
-            <w:bottom w:w="0" w:type="dxa"/>
-          </w:tblCellMar>
-        </w:tblPrEx>
         <w:tc>
           <w:tcPr>
             <w:tcW w:w="9026" w:type="dxa"/>
@@ -5073,12 +4927,6 @@
         <w:gridCol w:w="9026"/>
       </w:tblGrid>
       <w:tr>
-        <w:tblPrEx>
-          <w:tblCellMar>
-            <w:top w:w="0" w:type="dxa"/>
-            <w:bottom w:w="0" w:type="dxa"/>
-          </w:tblCellMar>
-        </w:tblPrEx>
         <w:tc>
           <w:tcPr>
             <w:tcW w:w="9026" w:type="dxa"/>
@@ -5099,12 +4947,6 @@
         </w:tc>
       </w:tr>
       <w:tr>
-        <w:tblPrEx>
-          <w:tblCellMar>
-            <w:top w:w="0" w:type="dxa"/>
-            <w:bottom w:w="0" w:type="dxa"/>
-          </w:tblCellMar>
-        </w:tblPrEx>
         <w:tc>
           <w:tcPr>
             <w:tcW w:w="9026" w:type="dxa"/>
@@ -5125,12 +4967,6 @@
         </w:tc>
       </w:tr>
       <w:tr>
-        <w:tblPrEx>
-          <w:tblCellMar>
-            <w:top w:w="0" w:type="dxa"/>
-            <w:bottom w:w="0" w:type="dxa"/>
-          </w:tblCellMar>
-        </w:tblPrEx>
         <w:tc>
           <w:tcPr>
             <w:tcW w:w="9026" w:type="dxa"/>
@@ -5961,12 +5797,6 @@
         <w:gridCol w:w="9026"/>
       </w:tblGrid>
       <w:tr>
-        <w:tblPrEx>
-          <w:tblCellMar>
-            <w:top w:w="0" w:type="dxa"/>
-            <w:bottom w:w="0" w:type="dxa"/>
-          </w:tblCellMar>
-        </w:tblPrEx>
         <w:tc>
           <w:tcPr>
             <w:tcW w:w="9026" w:type="dxa"/>
@@ -5984,12 +5814,6 @@
         </w:tc>
       </w:tr>
       <w:tr>
-        <w:tblPrEx>
-          <w:tblCellMar>
-            <w:top w:w="0" w:type="dxa"/>
-            <w:bottom w:w="0" w:type="dxa"/>
-          </w:tblCellMar>
-        </w:tblPrEx>
         <w:tc>
           <w:tcPr>
             <w:tcW w:w="9026" w:type="dxa"/>
@@ -6008,12 +5832,6 @@
         </w:tc>
       </w:tr>
       <w:tr>
-        <w:tblPrEx>
-          <w:tblCellMar>
-            <w:top w:w="0" w:type="dxa"/>
-            <w:bottom w:w="0" w:type="dxa"/>
-          </w:tblCellMar>
-        </w:tblPrEx>
         <w:tc>
           <w:tcPr>
             <w:tcW w:w="9026" w:type="dxa"/>
@@ -6055,12 +5873,6 @@
         <w:gridCol w:w="8466"/>
       </w:tblGrid>
       <w:tr>
-        <w:tblPrEx>
-          <w:tblCellMar>
-            <w:top w:w="0" w:type="dxa"/>
-            <w:bottom w:w="0" w:type="dxa"/>
-          </w:tblCellMar>
-        </w:tblPrEx>
         <w:tc>
           <w:tcPr>
             <w:tcW w:w="560" w:type="dxa"/>
@@ -6646,12 +6458,6 @@
         <w:gridCol w:w="8946"/>
       </w:tblGrid>
       <w:tr>
-        <w:tblPrEx>
-          <w:tblCellMar>
-            <w:top w:w="0" w:type="dxa"/>
-            <w:bottom w:w="0" w:type="dxa"/>
-          </w:tblCellMar>
-        </w:tblPrEx>
         <w:tc>
           <w:tcPr>
             <w:tcW w:w="80" w:type="dxa"/>
@@ -6708,16 +6514,7 @@
                 <w:sz w:val="20"/>
                 <w:szCs w:val="20"/>
               </w:rPr>
-              <w:t xml:space="preserve"> </w:t>
-            </w:r>
-            <w:r>
-              <w:rPr>
-                <w:b/>
-                <w:bCs/>
-                <w:sz w:val="20"/>
-                <w:szCs w:val="20"/>
-              </w:rPr>
-              <w:t>MẪU</w:t>
+              <w:t xml:space="preserve"> MẪU</w:t>
             </w:r>
             <w:r>
               <w:rPr>
@@ -7593,12 +7390,6 @@
         <w:gridCol w:w="9026"/>
       </w:tblGrid>
       <w:tr>
-        <w:tblPrEx>
-          <w:tblCellMar>
-            <w:top w:w="0" w:type="dxa"/>
-            <w:bottom w:w="0" w:type="dxa"/>
-          </w:tblCellMar>
-        </w:tblPrEx>
         <w:tc>
           <w:tcPr>
             <w:tcW w:w="9026" w:type="dxa"/>
@@ -7619,12 +7410,6 @@
         </w:tc>
       </w:tr>
       <w:tr>
-        <w:tblPrEx>
-          <w:tblCellMar>
-            <w:top w:w="0" w:type="dxa"/>
-            <w:bottom w:w="0" w:type="dxa"/>
-          </w:tblCellMar>
-        </w:tblPrEx>
         <w:tc>
           <w:tcPr>
             <w:tcW w:w="9026" w:type="dxa"/>
@@ -7877,12 +7662,6 @@
         <w:gridCol w:w="9026"/>
       </w:tblGrid>
       <w:tr>
-        <w:tblPrEx>
-          <w:tblCellMar>
-            <w:top w:w="0" w:type="dxa"/>
-            <w:bottom w:w="0" w:type="dxa"/>
-          </w:tblCellMar>
-        </w:tblPrEx>
         <w:tc>
           <w:tcPr>
             <w:tcW w:w="9026" w:type="dxa"/>
@@ -7903,12 +7682,6 @@
         </w:tc>
       </w:tr>
       <w:tr>
-        <w:tblPrEx>
-          <w:tblCellMar>
-            <w:top w:w="0" w:type="dxa"/>
-            <w:bottom w:w="0" w:type="dxa"/>
-          </w:tblCellMar>
-        </w:tblPrEx>
         <w:tc>
           <w:tcPr>
             <w:tcW w:w="9026" w:type="dxa"/>
@@ -8161,12 +7934,6 @@
         <w:gridCol w:w="9026"/>
       </w:tblGrid>
       <w:tr>
-        <w:tblPrEx>
-          <w:tblCellMar>
-            <w:top w:w="0" w:type="dxa"/>
-            <w:bottom w:w="0" w:type="dxa"/>
-          </w:tblCellMar>
-        </w:tblPrEx>
         <w:tc>
           <w:tcPr>
             <w:tcW w:w="9026" w:type="dxa"/>
@@ -8187,12 +7954,6 @@
         </w:tc>
       </w:tr>
       <w:tr>
-        <w:tblPrEx>
-          <w:tblCellMar>
-            <w:top w:w="0" w:type="dxa"/>
-            <w:bottom w:w="0" w:type="dxa"/>
-          </w:tblCellMar>
-        </w:tblPrEx>
         <w:tc>
           <w:tcPr>
             <w:tcW w:w="9026" w:type="dxa"/>
@@ -8445,12 +8206,6 @@
         <w:gridCol w:w="9026"/>
       </w:tblGrid>
       <w:tr>
-        <w:tblPrEx>
-          <w:tblCellMar>
-            <w:top w:w="0" w:type="dxa"/>
-            <w:bottom w:w="0" w:type="dxa"/>
-          </w:tblCellMar>
-        </w:tblPrEx>
         <w:tc>
           <w:tcPr>
             <w:tcW w:w="9026" w:type="dxa"/>
@@ -8471,12 +8226,6 @@
         </w:tc>
       </w:tr>
       <w:tr>
-        <w:tblPrEx>
-          <w:tblCellMar>
-            <w:top w:w="0" w:type="dxa"/>
-            <w:bottom w:w="0" w:type="dxa"/>
-          </w:tblCellMar>
-        </w:tblPrEx>
         <w:tc>
           <w:tcPr>
             <w:tcW w:w="9026" w:type="dxa"/>
@@ -8729,12 +8478,6 @@
         <w:gridCol w:w="9026"/>
       </w:tblGrid>
       <w:tr>
-        <w:tblPrEx>
-          <w:tblCellMar>
-            <w:top w:w="0" w:type="dxa"/>
-            <w:bottom w:w="0" w:type="dxa"/>
-          </w:tblCellMar>
-        </w:tblPrEx>
         <w:tc>
           <w:tcPr>
             <w:tcW w:w="9026" w:type="dxa"/>
@@ -8755,12 +8498,6 @@
         </w:tc>
       </w:tr>
       <w:tr>
-        <w:tblPrEx>
-          <w:tblCellMar>
-            <w:top w:w="0" w:type="dxa"/>
-            <w:bottom w:w="0" w:type="dxa"/>
-          </w:tblCellMar>
-        </w:tblPrEx>
         <w:tc>
           <w:tcPr>
             <w:tcW w:w="9026" w:type="dxa"/>
@@ -9227,12 +8964,6 @@
         <w:gridCol w:w="8466"/>
       </w:tblGrid>
       <w:tr>
-        <w:tblPrEx>
-          <w:tblCellMar>
-            <w:top w:w="0" w:type="dxa"/>
-            <w:bottom w:w="0" w:type="dxa"/>
-          </w:tblCellMar>
-        </w:tblPrEx>
         <w:tc>
           <w:tcPr>
             <w:tcW w:w="9026" w:type="dxa"/>
@@ -9254,12 +8985,6 @@
         </w:tc>
       </w:tr>
       <w:tr>
-        <w:tblPrEx>
-          <w:tblCellMar>
-            <w:top w:w="0" w:type="dxa"/>
-            <w:bottom w:w="0" w:type="dxa"/>
-          </w:tblCellMar>
-        </w:tblPrEx>
         <w:tc>
           <w:tcPr>
             <w:tcW w:w="9026" w:type="dxa"/>
@@ -9281,12 +9006,6 @@
         </w:tc>
       </w:tr>
       <w:tr>
-        <w:tblPrEx>
-          <w:tblCellMar>
-            <w:top w:w="0" w:type="dxa"/>
-            <w:bottom w:w="0" w:type="dxa"/>
-          </w:tblCellMar>
-        </w:tblPrEx>
         <w:tc>
           <w:tcPr>
             <w:tcW w:w="9026" w:type="dxa"/>
@@ -9308,12 +9027,6 @@
         </w:tc>
       </w:tr>
       <w:tr>
-        <w:tblPrEx>
-          <w:tblCellMar>
-            <w:top w:w="0" w:type="dxa"/>
-            <w:bottom w:w="0" w:type="dxa"/>
-          </w:tblCellMar>
-        </w:tblPrEx>
         <w:tc>
           <w:tcPr>
             <w:tcW w:w="560" w:type="dxa"/>
@@ -9495,13 +9208,7 @@
         <w:rPr>
           <w:color w:val="666666"/>
         </w:rPr>
-        <w:t>Đ</w:t>
-      </w:r>
-      <w:r>
-        <w:rPr>
-          <w:color w:val="666666"/>
-        </w:rPr>
-        <w:t>iều</w:t>
+        <w:t>Điều</w:t>
       </w:r>
       <w:proofErr w:type="spellEnd"/>
       <w:r>
@@ -9757,12 +9464,6 @@
         <w:gridCol w:w="8946"/>
       </w:tblGrid>
       <w:tr>
-        <w:tblPrEx>
-          <w:tblCellMar>
-            <w:top w:w="0" w:type="dxa"/>
-            <w:bottom w:w="0" w:type="dxa"/>
-          </w:tblCellMar>
-        </w:tblPrEx>
         <w:tc>
           <w:tcPr>
             <w:tcW w:w="80" w:type="dxa"/>
@@ -10482,29 +10183,7 @@
           <w:sz w:val="18"/>
           <w:szCs w:val="18"/>
         </w:rPr>
-        <w:t xml:space="preserve"> </w:t>
-      </w:r>
-      <w:proofErr w:type="spellStart"/>
-      <w:r>
-        <w:rPr>
-          <w:i/>
-          <w:iCs/>
-          <w:color w:val="999999"/>
-          <w:sz w:val="18"/>
-          <w:szCs w:val="18"/>
-        </w:rPr>
-        <w:t>khó</w:t>
-      </w:r>
-      <w:proofErr w:type="spellEnd"/>
-      <w:r>
-        <w:rPr>
-          <w:i/>
-          <w:iCs/>
-          <w:color w:val="999999"/>
-          <w:sz w:val="18"/>
-          <w:szCs w:val="18"/>
-        </w:rPr>
-        <w:t xml:space="preserve"> </w:t>
+        <w:t xml:space="preserve"> khó </w:t>
       </w:r>
       <w:proofErr w:type="spellStart"/>
       <w:r>
@@ -10550,12 +10229,6 @@
         <w:gridCol w:w="9026"/>
       </w:tblGrid>
       <w:tr>
-        <w:tblPrEx>
-          <w:tblCellMar>
-            <w:top w:w="0" w:type="dxa"/>
-            <w:bottom w:w="0" w:type="dxa"/>
-          </w:tblCellMar>
-        </w:tblPrEx>
         <w:tc>
           <w:tcPr>
             <w:tcW w:w="9026" w:type="dxa"/>
@@ -10576,12 +10249,6 @@
         </w:tc>
       </w:tr>
       <w:tr>
-        <w:tblPrEx>
-          <w:tblCellMar>
-            <w:top w:w="0" w:type="dxa"/>
-            <w:bottom w:w="0" w:type="dxa"/>
-          </w:tblCellMar>
-        </w:tblPrEx>
         <w:tc>
           <w:tcPr>
             <w:tcW w:w="9026" w:type="dxa"/>
@@ -10602,12 +10269,6 @@
         </w:tc>
       </w:tr>
       <w:tr>
-        <w:tblPrEx>
-          <w:tblCellMar>
-            <w:top w:w="0" w:type="dxa"/>
-            <w:bottom w:w="0" w:type="dxa"/>
-          </w:tblCellMar>
-        </w:tblPrEx>
         <w:tc>
           <w:tcPr>
             <w:tcW w:w="9026" w:type="dxa"/>
@@ -10846,29 +10507,7 @@
           <w:sz w:val="18"/>
           <w:szCs w:val="18"/>
         </w:rPr>
-        <w:t xml:space="preserve"> </w:t>
-      </w:r>
-      <w:proofErr w:type="spellStart"/>
-      <w:r>
-        <w:rPr>
-          <w:i/>
-          <w:iCs/>
-          <w:color w:val="999999"/>
-          <w:sz w:val="18"/>
-          <w:szCs w:val="18"/>
-        </w:rPr>
-        <w:t>khó</w:t>
-      </w:r>
-      <w:proofErr w:type="spellEnd"/>
-      <w:r>
-        <w:rPr>
-          <w:i/>
-          <w:iCs/>
-          <w:color w:val="999999"/>
-          <w:sz w:val="18"/>
-          <w:szCs w:val="18"/>
-        </w:rPr>
-        <w:t xml:space="preserve"> </w:t>
+        <w:t xml:space="preserve"> khó </w:t>
       </w:r>
       <w:proofErr w:type="spellStart"/>
       <w:r>
@@ -10914,12 +10553,6 @@
         <w:gridCol w:w="9026"/>
       </w:tblGrid>
       <w:tr>
-        <w:tblPrEx>
-          <w:tblCellMar>
-            <w:top w:w="0" w:type="dxa"/>
-            <w:bottom w:w="0" w:type="dxa"/>
-          </w:tblCellMar>
-        </w:tblPrEx>
         <w:tc>
           <w:tcPr>
             <w:tcW w:w="9026" w:type="dxa"/>
@@ -10940,12 +10573,6 @@
         </w:tc>
       </w:tr>
       <w:tr>
-        <w:tblPrEx>
-          <w:tblCellMar>
-            <w:top w:w="0" w:type="dxa"/>
-            <w:bottom w:w="0" w:type="dxa"/>
-          </w:tblCellMar>
-        </w:tblPrEx>
         <w:tc>
           <w:tcPr>
             <w:tcW w:w="9026" w:type="dxa"/>
@@ -10966,12 +10593,6 @@
         </w:tc>
       </w:tr>
       <w:tr>
-        <w:tblPrEx>
-          <w:tblCellMar>
-            <w:top w:w="0" w:type="dxa"/>
-            <w:bottom w:w="0" w:type="dxa"/>
-          </w:tblCellMar>
-        </w:tblPrEx>
         <w:tc>
           <w:tcPr>
             <w:tcW w:w="9026" w:type="dxa"/>
@@ -11334,12 +10955,6 @@
         <w:gridCol w:w="9026"/>
       </w:tblGrid>
       <w:tr>
-        <w:tblPrEx>
-          <w:tblCellMar>
-            <w:top w:w="0" w:type="dxa"/>
-            <w:bottom w:w="0" w:type="dxa"/>
-          </w:tblCellMar>
-        </w:tblPrEx>
         <w:tc>
           <w:tcPr>
             <w:tcW w:w="9026" w:type="dxa"/>
@@ -11360,12 +10975,6 @@
         </w:tc>
       </w:tr>
       <w:tr>
-        <w:tblPrEx>
-          <w:tblCellMar>
-            <w:top w:w="0" w:type="dxa"/>
-            <w:bottom w:w="0" w:type="dxa"/>
-          </w:tblCellMar>
-        </w:tblPrEx>
         <w:tc>
           <w:tcPr>
             <w:tcW w:w="9026" w:type="dxa"/>
@@ -11957,12 +11566,6 @@
         <w:gridCol w:w="3009"/>
       </w:tblGrid>
       <w:tr>
-        <w:tblPrEx>
-          <w:tblCellMar>
-            <w:top w:w="0" w:type="dxa"/>
-            <w:bottom w:w="0" w:type="dxa"/>
-          </w:tblCellMar>
-        </w:tblPrEx>
         <w:tc>
           <w:tcPr>
             <w:tcW w:w="3008" w:type="dxa"/>
@@ -12132,15 +11735,7 @@
                 <w:sz w:val="18"/>
                 <w:szCs w:val="18"/>
               </w:rPr>
-              <w:t xml:space="preserve"> / Báo chí</w:t>
-            </w:r>
-            <w:r>
-              <w:rPr>
-                <w:color w:val="1A1A1A"/>
-                <w:sz w:val="18"/>
-                <w:szCs w:val="18"/>
-              </w:rPr>
-              <w:t xml:space="preserve"> </w:t>
+              <w:t xml:space="preserve"> / Báo chí </w:t>
             </w:r>
           </w:p>
         </w:tc>
@@ -12253,12 +11848,6 @@
         </w:tc>
       </w:tr>
       <w:tr>
-        <w:tblPrEx>
-          <w:tblCellMar>
-            <w:top w:w="0" w:type="dxa"/>
-            <w:bottom w:w="0" w:type="dxa"/>
-          </w:tblCellMar>
-        </w:tblPrEx>
         <w:tc>
           <w:tcPr>
             <w:tcW w:w="3008" w:type="dxa"/>
@@ -12531,12 +12120,6 @@
         </w:tc>
       </w:tr>
       <w:tr>
-        <w:tblPrEx>
-          <w:tblCellMar>
-            <w:top w:w="0" w:type="dxa"/>
-            <w:bottom w:w="0" w:type="dxa"/>
-          </w:tblCellMar>
-        </w:tblPrEx>
         <w:tc>
           <w:tcPr>
             <w:tcW w:w="3008" w:type="dxa"/>
@@ -12835,12 +12418,6 @@
         </w:tc>
       </w:tr>
       <w:tr>
-        <w:tblPrEx>
-          <w:tblCellMar>
-            <w:top w:w="0" w:type="dxa"/>
-            <w:bottom w:w="0" w:type="dxa"/>
-          </w:tblCellMar>
-        </w:tblPrEx>
         <w:tc>
           <w:tcPr>
             <w:tcW w:w="3008" w:type="dxa"/>
@@ -13165,12 +12742,6 @@
         </w:tc>
       </w:tr>
       <w:tr>
-        <w:tblPrEx>
-          <w:tblCellMar>
-            <w:top w:w="0" w:type="dxa"/>
-            <w:bottom w:w="0" w:type="dxa"/>
-          </w:tblCellMar>
-        </w:tblPrEx>
         <w:tc>
           <w:tcPr>
             <w:tcW w:w="3008" w:type="dxa"/>
@@ -13461,12 +13032,6 @@
         </w:tc>
       </w:tr>
       <w:tr>
-        <w:tblPrEx>
-          <w:tblCellMar>
-            <w:top w:w="0" w:type="dxa"/>
-            <w:bottom w:w="0" w:type="dxa"/>
-          </w:tblCellMar>
-        </w:tblPrEx>
         <w:tc>
           <w:tcPr>
             <w:tcW w:w="3008" w:type="dxa"/>
@@ -13783,12 +13348,6 @@
         </w:tc>
       </w:tr>
       <w:tr>
-        <w:tblPrEx>
-          <w:tblCellMar>
-            <w:top w:w="0" w:type="dxa"/>
-            <w:bottom w:w="0" w:type="dxa"/>
-          </w:tblCellMar>
-        </w:tblPrEx>
         <w:tc>
           <w:tcPr>
             <w:tcW w:w="3008" w:type="dxa"/>
@@ -14088,12 +13647,6 @@
         </w:tc>
       </w:tr>
       <w:tr>
-        <w:tblPrEx>
-          <w:tblCellMar>
-            <w:top w:w="0" w:type="dxa"/>
-            <w:bottom w:w="0" w:type="dxa"/>
-          </w:tblCellMar>
-        </w:tblPrEx>
         <w:tc>
           <w:tcPr>
             <w:tcW w:w="3008" w:type="dxa"/>
@@ -14421,12 +13974,6 @@
         </w:tc>
       </w:tr>
       <w:tr>
-        <w:tblPrEx>
-          <w:tblCellMar>
-            <w:top w:w="0" w:type="dxa"/>
-            <w:bottom w:w="0" w:type="dxa"/>
-          </w:tblCellMar>
-        </w:tblPrEx>
         <w:tc>
           <w:tcPr>
             <w:tcW w:w="560" w:type="dxa"/>
@@ -14937,12 +14484,6 @@
         <w:gridCol w:w="8946"/>
       </w:tblGrid>
       <w:tr>
-        <w:tblPrEx>
-          <w:tblCellMar>
-            <w:top w:w="0" w:type="dxa"/>
-            <w:bottom w:w="0" w:type="dxa"/>
-          </w:tblCellMar>
-        </w:tblPrEx>
         <w:tc>
           <w:tcPr>
             <w:tcW w:w="80" w:type="dxa"/>
@@ -15457,7 +14998,6 @@
               <w:t xml:space="preserve"> </w:t>
             </w:r>
             <w:proofErr w:type="spellStart"/>
-            <w:proofErr w:type="gramStart"/>
             <w:r>
               <w:rPr>
                 <w:sz w:val="20"/>
@@ -15466,7 +15006,6 @@
               <w:t>Nếu</w:t>
             </w:r>
             <w:proofErr w:type="spellEnd"/>
-            <w:proofErr w:type="gramEnd"/>
             <w:r>
               <w:rPr>
                 <w:sz w:val="20"/>
@@ -16064,12 +15603,6 @@
         <w:gridCol w:w="9026"/>
       </w:tblGrid>
       <w:tr>
-        <w:tblPrEx>
-          <w:tblCellMar>
-            <w:top w:w="0" w:type="dxa"/>
-            <w:bottom w:w="0" w:type="dxa"/>
-          </w:tblCellMar>
-        </w:tblPrEx>
         <w:tc>
           <w:tcPr>
             <w:tcW w:w="9026" w:type="dxa"/>
@@ -16090,12 +15623,6 @@
         </w:tc>
       </w:tr>
       <w:tr>
-        <w:tblPrEx>
-          <w:tblCellMar>
-            <w:top w:w="0" w:type="dxa"/>
-            <w:bottom w:w="0" w:type="dxa"/>
-          </w:tblCellMar>
-        </w:tblPrEx>
         <w:tc>
           <w:tcPr>
             <w:tcW w:w="9026" w:type="dxa"/>
@@ -16116,12 +15643,6 @@
         </w:tc>
       </w:tr>
       <w:tr>
-        <w:tblPrEx>
-          <w:tblCellMar>
-            <w:top w:w="0" w:type="dxa"/>
-            <w:bottom w:w="0" w:type="dxa"/>
-          </w:tblCellMar>
-        </w:tblPrEx>
         <w:tc>
           <w:tcPr>
             <w:tcW w:w="9026" w:type="dxa"/>
@@ -16315,12 +15836,6 @@
         <w:gridCol w:w="4518"/>
       </w:tblGrid>
       <w:tr>
-        <w:tblPrEx>
-          <w:tblCellMar>
-            <w:top w:w="0" w:type="dxa"/>
-            <w:bottom w:w="0" w:type="dxa"/>
-          </w:tblCellMar>
-        </w:tblPrEx>
         <w:tc>
           <w:tcPr>
             <w:tcW w:w="4508" w:type="dxa"/>
@@ -16353,12 +15868,6 @@
         </w:tc>
       </w:tr>
       <w:tr>
-        <w:tblPrEx>
-          <w:tblCellMar>
-            <w:top w:w="0" w:type="dxa"/>
-            <w:bottom w:w="0" w:type="dxa"/>
-          </w:tblCellMar>
-        </w:tblPrEx>
         <w:tc>
           <w:tcPr>
             <w:tcW w:w="4508" w:type="dxa"/>
@@ -16391,12 +15900,6 @@
         </w:tc>
       </w:tr>
       <w:tr>
-        <w:tblPrEx>
-          <w:tblCellMar>
-            <w:top w:w="0" w:type="dxa"/>
-            <w:bottom w:w="0" w:type="dxa"/>
-          </w:tblCellMar>
-        </w:tblPrEx>
         <w:tc>
           <w:tcPr>
             <w:tcW w:w="4508" w:type="dxa"/>
@@ -16601,12 +16104,6 @@
         <w:gridCol w:w="9026"/>
       </w:tblGrid>
       <w:tr>
-        <w:tblPrEx>
-          <w:tblCellMar>
-            <w:top w:w="0" w:type="dxa"/>
-            <w:bottom w:w="0" w:type="dxa"/>
-          </w:tblCellMar>
-        </w:tblPrEx>
         <w:tc>
           <w:tcPr>
             <w:tcW w:w="9026" w:type="dxa"/>
@@ -16627,12 +16124,6 @@
         </w:tc>
       </w:tr>
       <w:tr>
-        <w:tblPrEx>
-          <w:tblCellMar>
-            <w:top w:w="0" w:type="dxa"/>
-            <w:bottom w:w="0" w:type="dxa"/>
-          </w:tblCellMar>
-        </w:tblPrEx>
         <w:tc>
           <w:tcPr>
             <w:tcW w:w="9026" w:type="dxa"/>
@@ -16653,12 +16144,6 @@
         </w:tc>
       </w:tr>
       <w:tr>
-        <w:tblPrEx>
-          <w:tblCellMar>
-            <w:top w:w="0" w:type="dxa"/>
-            <w:bottom w:w="0" w:type="dxa"/>
-          </w:tblCellMar>
-        </w:tblPrEx>
         <w:tc>
           <w:tcPr>
             <w:tcW w:w="9026" w:type="dxa"/>
@@ -16886,7 +16371,29 @@
           <w:sz w:val="20"/>
           <w:szCs w:val="20"/>
         </w:rPr>
-        <w:t xml:space="preserve"> thích </w:t>
+        <w:t xml:space="preserve"> </w:t>
+      </w:r>
+      <w:proofErr w:type="spellStart"/>
+      <w:r>
+        <w:rPr>
+          <w:i/>
+          <w:iCs/>
+          <w:color w:val="666666"/>
+          <w:sz w:val="20"/>
+          <w:szCs w:val="20"/>
+        </w:rPr>
+        <w:t>thích</w:t>
+      </w:r>
+      <w:proofErr w:type="spellEnd"/>
+      <w:r>
+        <w:rPr>
+          <w:i/>
+          <w:iCs/>
+          <w:color w:val="666666"/>
+          <w:sz w:val="20"/>
+          <w:szCs w:val="20"/>
+        </w:rPr>
+        <w:t xml:space="preserve"> </w:t>
       </w:r>
       <w:proofErr w:type="spellStart"/>
       <w:r>
@@ -17415,12 +16922,6 @@
         <w:gridCol w:w="8466"/>
       </w:tblGrid>
       <w:tr>
-        <w:tblPrEx>
-          <w:tblCellMar>
-            <w:top w:w="0" w:type="dxa"/>
-            <w:bottom w:w="0" w:type="dxa"/>
-          </w:tblCellMar>
-        </w:tblPrEx>
         <w:tc>
           <w:tcPr>
             <w:tcW w:w="9026" w:type="dxa"/>
@@ -17442,12 +16943,6 @@
         </w:tc>
       </w:tr>
       <w:tr>
-        <w:tblPrEx>
-          <w:tblCellMar>
-            <w:top w:w="0" w:type="dxa"/>
-            <w:bottom w:w="0" w:type="dxa"/>
-          </w:tblCellMar>
-        </w:tblPrEx>
         <w:tc>
           <w:tcPr>
             <w:tcW w:w="9026" w:type="dxa"/>
@@ -17469,12 +16964,6 @@
         </w:tc>
       </w:tr>
       <w:tr>
-        <w:tblPrEx>
-          <w:tblCellMar>
-            <w:top w:w="0" w:type="dxa"/>
-            <w:bottom w:w="0" w:type="dxa"/>
-          </w:tblCellMar>
-        </w:tblPrEx>
         <w:tc>
           <w:tcPr>
             <w:tcW w:w="9026" w:type="dxa"/>
@@ -17496,12 +16985,6 @@
         </w:tc>
       </w:tr>
       <w:tr>
-        <w:tblPrEx>
-          <w:tblCellMar>
-            <w:top w:w="0" w:type="dxa"/>
-            <w:bottom w:w="0" w:type="dxa"/>
-          </w:tblCellMar>
-        </w:tblPrEx>
         <w:tc>
           <w:tcPr>
             <w:tcW w:w="9026" w:type="dxa"/>
@@ -17523,12 +17006,6 @@
         </w:tc>
       </w:tr>
       <w:tr>
-        <w:tblPrEx>
-          <w:tblCellMar>
-            <w:top w:w="0" w:type="dxa"/>
-            <w:bottom w:w="0" w:type="dxa"/>
-          </w:tblCellMar>
-        </w:tblPrEx>
         <w:tc>
           <w:tcPr>
             <w:tcW w:w="9026" w:type="dxa"/>
@@ -17550,12 +17027,6 @@
         </w:tc>
       </w:tr>
       <w:tr>
-        <w:tblPrEx>
-          <w:tblCellMar>
-            <w:top w:w="0" w:type="dxa"/>
-            <w:bottom w:w="0" w:type="dxa"/>
-          </w:tblCellMar>
-        </w:tblPrEx>
         <w:tc>
           <w:tcPr>
             <w:tcW w:w="560" w:type="dxa"/>
@@ -18284,12 +17755,6 @@
         <w:gridCol w:w="2821"/>
       </w:tblGrid>
       <w:tr>
-        <w:tblPrEx>
-          <w:tblCellMar>
-            <w:top w:w="0" w:type="dxa"/>
-            <w:bottom w:w="0" w:type="dxa"/>
-          </w:tblCellMar>
-        </w:tblPrEx>
         <w:tc>
           <w:tcPr>
             <w:tcW w:w="6205" w:type="dxa"/>
@@ -18356,12 +17821,6 @@
         </w:tc>
       </w:tr>
       <w:tr>
-        <w:tblPrEx>
-          <w:tblCellMar>
-            <w:top w:w="0" w:type="dxa"/>
-            <w:bottom w:w="0" w:type="dxa"/>
-          </w:tblCellMar>
-        </w:tblPrEx>
         <w:tc>
           <w:tcPr>
             <w:tcW w:w="6205" w:type="dxa"/>
@@ -18658,12 +18117,6 @@
         </w:tc>
       </w:tr>
       <w:tr>
-        <w:tblPrEx>
-          <w:tblCellMar>
-            <w:top w:w="0" w:type="dxa"/>
-            <w:bottom w:w="0" w:type="dxa"/>
-          </w:tblCellMar>
-        </w:tblPrEx>
         <w:tc>
           <w:tcPr>
             <w:tcW w:w="6205" w:type="dxa"/>
@@ -18952,12 +18405,6 @@
         </w:tc>
       </w:tr>
       <w:tr>
-        <w:tblPrEx>
-          <w:tblCellMar>
-            <w:top w:w="0" w:type="dxa"/>
-            <w:bottom w:w="0" w:type="dxa"/>
-          </w:tblCellMar>
-        </w:tblPrEx>
         <w:tc>
           <w:tcPr>
             <w:tcW w:w="6205" w:type="dxa"/>
@@ -19164,12 +18611,6 @@
         </w:tc>
       </w:tr>
       <w:tr>
-        <w:tblPrEx>
-          <w:tblCellMar>
-            <w:top w:w="0" w:type="dxa"/>
-            <w:bottom w:w="0" w:type="dxa"/>
-          </w:tblCellMar>
-        </w:tblPrEx>
         <w:tc>
           <w:tcPr>
             <w:tcW w:w="6205" w:type="dxa"/>
@@ -19422,12 +18863,6 @@
         </w:tc>
       </w:tr>
       <w:tr>
-        <w:tblPrEx>
-          <w:tblCellMar>
-            <w:top w:w="0" w:type="dxa"/>
-            <w:bottom w:w="0" w:type="dxa"/>
-          </w:tblCellMar>
-        </w:tblPrEx>
         <w:tc>
           <w:tcPr>
             <w:tcW w:w="6205" w:type="dxa"/>
@@ -19680,12 +19115,6 @@
         </w:tc>
       </w:tr>
       <w:tr>
-        <w:tblPrEx>
-          <w:tblCellMar>
-            <w:top w:w="0" w:type="dxa"/>
-            <w:bottom w:w="0" w:type="dxa"/>
-          </w:tblCellMar>
-        </w:tblPrEx>
         <w:tc>
           <w:tcPr>
             <w:tcW w:w="6205" w:type="dxa"/>
@@ -19779,12 +19208,6 @@
         <w:gridCol w:w="2821"/>
       </w:tblGrid>
       <w:tr>
-        <w:tblPrEx>
-          <w:tblCellMar>
-            <w:top w:w="0" w:type="dxa"/>
-            <w:bottom w:w="0" w:type="dxa"/>
-          </w:tblCellMar>
-        </w:tblPrEx>
         <w:tc>
           <w:tcPr>
             <w:tcW w:w="6205" w:type="dxa"/>
@@ -19854,12 +19277,6 @@
         </w:tc>
       </w:tr>
       <w:tr>
-        <w:tblPrEx>
-          <w:tblCellMar>
-            <w:top w:w="0" w:type="dxa"/>
-            <w:bottom w:w="0" w:type="dxa"/>
-          </w:tblCellMar>
-        </w:tblPrEx>
         <w:tc>
           <w:tcPr>
             <w:tcW w:w="6205" w:type="dxa"/>
@@ -20156,12 +19573,6 @@
         </w:tc>
       </w:tr>
       <w:tr>
-        <w:tblPrEx>
-          <w:tblCellMar>
-            <w:top w:w="0" w:type="dxa"/>
-            <w:bottom w:w="0" w:type="dxa"/>
-          </w:tblCellMar>
-        </w:tblPrEx>
         <w:tc>
           <w:tcPr>
             <w:tcW w:w="6205" w:type="dxa"/>
@@ -20450,12 +19861,6 @@
         </w:tc>
       </w:tr>
       <w:tr>
-        <w:tblPrEx>
-          <w:tblCellMar>
-            <w:top w:w="0" w:type="dxa"/>
-            <w:bottom w:w="0" w:type="dxa"/>
-          </w:tblCellMar>
-        </w:tblPrEx>
         <w:tc>
           <w:tcPr>
             <w:tcW w:w="6205" w:type="dxa"/>
@@ -20662,12 +20067,6 @@
         </w:tc>
       </w:tr>
       <w:tr>
-        <w:tblPrEx>
-          <w:tblCellMar>
-            <w:top w:w="0" w:type="dxa"/>
-            <w:bottom w:w="0" w:type="dxa"/>
-          </w:tblCellMar>
-        </w:tblPrEx>
         <w:tc>
           <w:tcPr>
             <w:tcW w:w="6205" w:type="dxa"/>
@@ -20920,12 +20319,6 @@
         </w:tc>
       </w:tr>
       <w:tr>
-        <w:tblPrEx>
-          <w:tblCellMar>
-            <w:top w:w="0" w:type="dxa"/>
-            <w:bottom w:w="0" w:type="dxa"/>
-          </w:tblCellMar>
-        </w:tblPrEx>
         <w:tc>
           <w:tcPr>
             <w:tcW w:w="6205" w:type="dxa"/>
@@ -21178,12 +20571,6 @@
         </w:tc>
       </w:tr>
       <w:tr>
-        <w:tblPrEx>
-          <w:tblCellMar>
-            <w:top w:w="0" w:type="dxa"/>
-            <w:bottom w:w="0" w:type="dxa"/>
-          </w:tblCellMar>
-        </w:tblPrEx>
         <w:trPr>
           <w:trHeight w:val="20"/>
         </w:trPr>
@@ -21277,12 +20664,6 @@
         <w:gridCol w:w="2821"/>
       </w:tblGrid>
       <w:tr>
-        <w:tblPrEx>
-          <w:tblCellMar>
-            <w:top w:w="0" w:type="dxa"/>
-            <w:bottom w:w="0" w:type="dxa"/>
-          </w:tblCellMar>
-        </w:tblPrEx>
         <w:tc>
           <w:tcPr>
             <w:tcW w:w="6205" w:type="dxa"/>
@@ -21349,12 +20730,6 @@
         </w:tc>
       </w:tr>
       <w:tr>
-        <w:tblPrEx>
-          <w:tblCellMar>
-            <w:top w:w="0" w:type="dxa"/>
-            <w:bottom w:w="0" w:type="dxa"/>
-          </w:tblCellMar>
-        </w:tblPrEx>
         <w:tc>
           <w:tcPr>
             <w:tcW w:w="6205" w:type="dxa"/>
@@ -21651,12 +21026,6 @@
         </w:tc>
       </w:tr>
       <w:tr>
-        <w:tblPrEx>
-          <w:tblCellMar>
-            <w:top w:w="0" w:type="dxa"/>
-            <w:bottom w:w="0" w:type="dxa"/>
-          </w:tblCellMar>
-        </w:tblPrEx>
         <w:tc>
           <w:tcPr>
             <w:tcW w:w="6205" w:type="dxa"/>
@@ -21945,12 +21314,6 @@
         </w:tc>
       </w:tr>
       <w:tr>
-        <w:tblPrEx>
-          <w:tblCellMar>
-            <w:top w:w="0" w:type="dxa"/>
-            <w:bottom w:w="0" w:type="dxa"/>
-          </w:tblCellMar>
-        </w:tblPrEx>
         <w:tc>
           <w:tcPr>
             <w:tcW w:w="6205" w:type="dxa"/>
@@ -22157,12 +21520,6 @@
         </w:tc>
       </w:tr>
       <w:tr>
-        <w:tblPrEx>
-          <w:tblCellMar>
-            <w:top w:w="0" w:type="dxa"/>
-            <w:bottom w:w="0" w:type="dxa"/>
-          </w:tblCellMar>
-        </w:tblPrEx>
         <w:tc>
           <w:tcPr>
             <w:tcW w:w="6205" w:type="dxa"/>
@@ -22415,12 +21772,6 @@
         </w:tc>
       </w:tr>
       <w:tr>
-        <w:tblPrEx>
-          <w:tblCellMar>
-            <w:top w:w="0" w:type="dxa"/>
-            <w:bottom w:w="0" w:type="dxa"/>
-          </w:tblCellMar>
-        </w:tblPrEx>
         <w:tc>
           <w:tcPr>
             <w:tcW w:w="6205" w:type="dxa"/>
@@ -22673,12 +22024,6 @@
         </w:tc>
       </w:tr>
       <w:tr>
-        <w:tblPrEx>
-          <w:tblCellMar>
-            <w:top w:w="0" w:type="dxa"/>
-            <w:bottom w:w="0" w:type="dxa"/>
-          </w:tblCellMar>
-        </w:tblPrEx>
         <w:tc>
           <w:tcPr>
             <w:tcW w:w="6205" w:type="dxa"/>
@@ -23094,11 +22439,33 @@
         <w:spacing w:before="80" w:after="80" w:line="300" w:lineRule="auto"/>
         <w:ind w:left="180"/>
       </w:pPr>
+      <w:sdt>
+        <w:sdtPr>
+          <w:rPr>
+            <w:color w:val="1A1A1A"/>
+          </w:rPr>
+          <w:id w:val="1544400784"/>
+          <w14:checkbox>
+            <w14:checked w14:val="0"/>
+            <w14:checkedState w14:val="2612" w14:font="MS Gothic"/>
+            <w14:uncheckedState w14:val="2610" w14:font="MS Gothic"/>
+          </w14:checkbox>
+        </w:sdtPr>
+        <w:sdtContent>
+          <w:r>
+            <w:rPr>
+              <w:rFonts w:ascii="MS Gothic" w:eastAsia="MS Gothic" w:hAnsi="MS Gothic" w:hint="eastAsia"/>
+              <w:color w:val="1A1A1A"/>
+            </w:rPr>
+            <w:t>☐</w:t>
+          </w:r>
+        </w:sdtContent>
+      </w:sdt>
       <w:r>
         <w:rPr>
           <w:color w:val="1A1A1A"/>
         </w:rPr>
-        <w:t xml:space="preserve">☐   Shadowing </w:t>
+        <w:t xml:space="preserve">   Shadowing </w:t>
       </w:r>
       <w:proofErr w:type="spellStart"/>
       <w:r>
@@ -23152,14 +22519,14 @@
         <w:rPr>
           <w:color w:val="1A1A1A"/>
         </w:rPr>
-        <w:t>in qu</w:t>
+        <w:t xml:space="preserve">in </w:t>
       </w:r>
       <w:proofErr w:type="spellStart"/>
       <w:r>
         <w:rPr>
           <w:color w:val="1A1A1A"/>
         </w:rPr>
-        <w:t>an</w:t>
+        <w:t>quan</w:t>
       </w:r>
       <w:proofErr w:type="spellEnd"/>
       <w:r>
@@ -23258,11 +22625,33 @@
         <w:spacing w:before="80" w:after="80" w:line="300" w:lineRule="auto"/>
         <w:ind w:left="180"/>
       </w:pPr>
+      <w:sdt>
+        <w:sdtPr>
+          <w:rPr>
+            <w:color w:val="1A1A1A"/>
+          </w:rPr>
+          <w:id w:val="413823043"/>
+          <w14:checkbox>
+            <w14:checked w14:val="0"/>
+            <w14:checkedState w14:val="2612" w14:font="MS Gothic"/>
+            <w14:uncheckedState w14:val="2610" w14:font="MS Gothic"/>
+          </w14:checkbox>
+        </w:sdtPr>
+        <w:sdtContent>
+          <w:r>
+            <w:rPr>
+              <w:rFonts w:ascii="MS Gothic" w:eastAsia="MS Gothic" w:hAnsi="MS Gothic" w:hint="eastAsia"/>
+              <w:color w:val="1A1A1A"/>
+            </w:rPr>
+            <w:t>☐</w:t>
+          </w:r>
+        </w:sdtContent>
+      </w:sdt>
       <w:r>
         <w:rPr>
           <w:color w:val="1A1A1A"/>
         </w:rPr>
-        <w:t xml:space="preserve">☐   </w:t>
+        <w:t xml:space="preserve">   </w:t>
       </w:r>
       <w:proofErr w:type="spellStart"/>
       <w:r>
@@ -23396,11 +22785,33 @@
         <w:spacing w:before="80" w:after="80" w:line="300" w:lineRule="auto"/>
         <w:ind w:left="180"/>
       </w:pPr>
+      <w:sdt>
+        <w:sdtPr>
+          <w:rPr>
+            <w:color w:val="1A1A1A"/>
+          </w:rPr>
+          <w:id w:val="2114086836"/>
+          <w14:checkbox>
+            <w14:checked w14:val="0"/>
+            <w14:checkedState w14:val="2612" w14:font="MS Gothic"/>
+            <w14:uncheckedState w14:val="2610" w14:font="MS Gothic"/>
+          </w14:checkbox>
+        </w:sdtPr>
+        <w:sdtContent>
+          <w:r>
+            <w:rPr>
+              <w:rFonts w:ascii="MS Gothic" w:eastAsia="MS Gothic" w:hAnsi="MS Gothic" w:hint="eastAsia"/>
+              <w:color w:val="1A1A1A"/>
+            </w:rPr>
+            <w:t>☐</w:t>
+          </w:r>
+        </w:sdtContent>
+      </w:sdt>
       <w:r>
         <w:rPr>
           <w:color w:val="1A1A1A"/>
         </w:rPr>
-        <w:t xml:space="preserve">☐   </w:t>
+        <w:t xml:space="preserve">   </w:t>
       </w:r>
       <w:proofErr w:type="spellStart"/>
       <w:r>
@@ -23570,11 +22981,33 @@
         <w:spacing w:before="80" w:after="80" w:line="300" w:lineRule="auto"/>
         <w:ind w:left="180"/>
       </w:pPr>
+      <w:sdt>
+        <w:sdtPr>
+          <w:rPr>
+            <w:color w:val="1A1A1A"/>
+          </w:rPr>
+          <w:id w:val="-1672635731"/>
+          <w14:checkbox>
+            <w14:checked w14:val="0"/>
+            <w14:checkedState w14:val="2612" w14:font="MS Gothic"/>
+            <w14:uncheckedState w14:val="2610" w14:font="MS Gothic"/>
+          </w14:checkbox>
+        </w:sdtPr>
+        <w:sdtContent>
+          <w:r>
+            <w:rPr>
+              <w:rFonts w:ascii="MS Gothic" w:eastAsia="MS Gothic" w:hAnsi="MS Gothic" w:hint="eastAsia"/>
+              <w:color w:val="1A1A1A"/>
+            </w:rPr>
+            <w:t>☐</w:t>
+          </w:r>
+        </w:sdtContent>
+      </w:sdt>
       <w:r>
         <w:rPr>
           <w:color w:val="1A1A1A"/>
         </w:rPr>
-        <w:t xml:space="preserve">☐   Tham </w:t>
+        <w:t xml:space="preserve">   Tham </w:t>
       </w:r>
       <w:proofErr w:type="spellStart"/>
       <w:r>
@@ -24211,29 +23644,7 @@
           <w:sz w:val="20"/>
           <w:szCs w:val="20"/>
         </w:rPr>
-        <w:t xml:space="preserve"> </w:t>
-      </w:r>
-      <w:proofErr w:type="spellStart"/>
-      <w:r>
-        <w:rPr>
-          <w:i/>
-          <w:iCs/>
-          <w:color w:val="666666"/>
-          <w:sz w:val="20"/>
-          <w:szCs w:val="20"/>
-        </w:rPr>
-        <w:t>hơn</w:t>
-      </w:r>
-      <w:proofErr w:type="spellEnd"/>
-      <w:r>
-        <w:rPr>
-          <w:i/>
-          <w:iCs/>
-          <w:color w:val="666666"/>
-          <w:sz w:val="20"/>
-          <w:szCs w:val="20"/>
-        </w:rPr>
-        <w:t>?</w:t>
+        <w:t xml:space="preserve"> hơn?</w:t>
       </w:r>
     </w:p>
     <w:tbl>
@@ -24257,12 +23668,6 @@
         <w:gridCol w:w="9026"/>
       </w:tblGrid>
       <w:tr>
-        <w:tblPrEx>
-          <w:tblCellMar>
-            <w:top w:w="0" w:type="dxa"/>
-            <w:bottom w:w="0" w:type="dxa"/>
-          </w:tblCellMar>
-        </w:tblPrEx>
         <w:tc>
           <w:tcPr>
             <w:tcW w:w="9026" w:type="dxa"/>
@@ -24283,12 +23688,6 @@
         </w:tc>
       </w:tr>
       <w:tr>
-        <w:tblPrEx>
-          <w:tblCellMar>
-            <w:top w:w="0" w:type="dxa"/>
-            <w:bottom w:w="0" w:type="dxa"/>
-          </w:tblCellMar>
-        </w:tblPrEx>
         <w:tc>
           <w:tcPr>
             <w:tcW w:w="9026" w:type="dxa"/>
@@ -24309,12 +23708,6 @@
         </w:tc>
       </w:tr>
       <w:tr>
-        <w:tblPrEx>
-          <w:tblCellMar>
-            <w:top w:w="0" w:type="dxa"/>
-            <w:bottom w:w="0" w:type="dxa"/>
-          </w:tblCellMar>
-        </w:tblPrEx>
         <w:tc>
           <w:tcPr>
             <w:tcW w:w="9026" w:type="dxa"/>
@@ -24335,12 +23728,6 @@
         </w:tc>
       </w:tr>
       <w:tr>
-        <w:tblPrEx>
-          <w:tblCellMar>
-            <w:top w:w="0" w:type="dxa"/>
-            <w:bottom w:w="0" w:type="dxa"/>
-          </w:tblCellMar>
-        </w:tblPrEx>
         <w:tc>
           <w:tcPr>
             <w:tcW w:w="9026" w:type="dxa"/>
@@ -24361,12 +23748,6 @@
         </w:tc>
       </w:tr>
       <w:tr>
-        <w:tblPrEx>
-          <w:tblCellMar>
-            <w:top w:w="0" w:type="dxa"/>
-            <w:bottom w:w="0" w:type="dxa"/>
-          </w:tblCellMar>
-        </w:tblPrEx>
         <w:tc>
           <w:tcPr>
             <w:tcW w:w="9026" w:type="dxa"/>
@@ -24387,12 +23768,6 @@
         </w:tc>
       </w:tr>
       <w:tr>
-        <w:tblPrEx>
-          <w:tblCellMar>
-            <w:top w:w="0" w:type="dxa"/>
-            <w:bottom w:w="0" w:type="dxa"/>
-          </w:tblCellMar>
-        </w:tblPrEx>
         <w:tc>
           <w:tcPr>
             <w:tcW w:w="9026" w:type="dxa"/>
@@ -24413,12 +23788,6 @@
         </w:tc>
       </w:tr>
       <w:tr>
-        <w:tblPrEx>
-          <w:tblCellMar>
-            <w:top w:w="0" w:type="dxa"/>
-            <w:bottom w:w="0" w:type="dxa"/>
-          </w:tblCellMar>
-        </w:tblPrEx>
         <w:tc>
           <w:tcPr>
             <w:tcW w:w="9026" w:type="dxa"/>
@@ -24439,12 +23808,6 @@
         </w:tc>
       </w:tr>
       <w:tr>
-        <w:tblPrEx>
-          <w:tblCellMar>
-            <w:top w:w="0" w:type="dxa"/>
-            <w:bottom w:w="0" w:type="dxa"/>
-          </w:tblCellMar>
-        </w:tblPrEx>
         <w:tc>
           <w:tcPr>
             <w:tcW w:w="9026" w:type="dxa"/>
@@ -24465,12 +23828,6 @@
         </w:tc>
       </w:tr>
       <w:tr>
-        <w:tblPrEx>
-          <w:tblCellMar>
-            <w:top w:w="0" w:type="dxa"/>
-            <w:bottom w:w="0" w:type="dxa"/>
-          </w:tblCellMar>
-        </w:tblPrEx>
         <w:tc>
           <w:tcPr>
             <w:tcW w:w="9026" w:type="dxa"/>
@@ -24491,12 +23848,6 @@
         </w:tc>
       </w:tr>
       <w:tr>
-        <w:tblPrEx>
-          <w:tblCellMar>
-            <w:top w:w="0" w:type="dxa"/>
-            <w:bottom w:w="0" w:type="dxa"/>
-          </w:tblCellMar>
-        </w:tblPrEx>
         <w:tc>
           <w:tcPr>
             <w:tcW w:w="9026" w:type="dxa"/>
@@ -24517,12 +23868,6 @@
         </w:tc>
       </w:tr>
       <w:tr>
-        <w:tblPrEx>
-          <w:tblCellMar>
-            <w:top w:w="0" w:type="dxa"/>
-            <w:bottom w:w="0" w:type="dxa"/>
-          </w:tblCellMar>
-        </w:tblPrEx>
         <w:tc>
           <w:tcPr>
             <w:tcW w:w="9026" w:type="dxa"/>
@@ -24575,12 +23920,6 @@
         <w:gridCol w:w="8946"/>
       </w:tblGrid>
       <w:tr>
-        <w:tblPrEx>
-          <w:tblCellMar>
-            <w:top w:w="0" w:type="dxa"/>
-            <w:bottom w:w="0" w:type="dxa"/>
-          </w:tblCellMar>
-        </w:tblPrEx>
         <w:tc>
           <w:tcPr>
             <w:tcW w:w="80" w:type="dxa"/>
@@ -25146,17 +24485,7 @@
           <w:sz w:val="18"/>
           <w:szCs w:val="18"/>
         </w:rPr>
-        <w:t>@</w:t>
-      </w:r>
-      <w:r>
-        <w:rPr>
-          <w:i/>
-          <w:iCs/>
-          <w:color w:val="999999"/>
-          <w:sz w:val="18"/>
-          <w:szCs w:val="18"/>
-        </w:rPr>
-        <w:t xml:space="preserve">Góc </w:t>
+        <w:t xml:space="preserve">@Góc </w:t>
       </w:r>
       <w:proofErr w:type="spellStart"/>
       <w:r>
@@ -25871,6 +25200,7 @@
   <w:style w:type="character" w:default="1" w:styleId="DefaultParagraphFont">
     <w:name w:val="Default Paragraph Font"/>
     <w:uiPriority w:val="1"/>
+    <w:semiHidden/>
     <w:unhideWhenUsed/>
   </w:style>
   <w:style w:type="table" w:default="1" w:styleId="TableNormal">
